--- a/examples/classification/doc/21-tree-rpart.docx
+++ b/examples/classification/doc/21-tree-rpart.docx
@@ -1071,16 +1071,7 @@
         <w:rPr>
           <w:rStyle w:val="VerbatimChar"/>
         </w:rPr>
-        <w:t xml:space="preserve">##    accuracy TP TN FP FN precision recall sensitivity specificity f1</w:t>
-      </w:r>
-      <w:r>
-        <w:br/>
-      </w:r>
-      <w:r>
-        <w:rPr>
-          <w:rStyle w:val="VerbatimChar"/>
-        </w:rPr>
-        <w:t xml:space="preserve">## 1 0.9666667 41 79  0  0         1      1           1           1  1</w:t>
+        <w:t xml:space="preserve">## NULL</w:t>
       </w:r>
     </w:p>
     <w:p>
@@ -1272,16 +1263,7 @@
         <w:rPr>
           <w:rStyle w:val="VerbatimChar"/>
         </w:rPr>
-        <w:t xml:space="preserve">##    accuracy TP TN FP FN precision recall sensitivity specificity f1</w:t>
-      </w:r>
-      <w:r>
-        <w:br/>
-      </w:r>
-      <w:r>
-        <w:rPr>
-          <w:rStyle w:val="VerbatimChar"/>
-        </w:rPr>
-        <w:t xml:space="preserve">## 1 0.9333333  9 21  0  0         1      1           1           1  1</w:t>
+        <w:t xml:space="preserve">## NULL</w:t>
       </w:r>
     </w:p>
     <w:p>

--- a/examples/classification/doc/21-tree-rpart.docx
+++ b/examples/classification/doc/21-tree-rpart.docx
@@ -1071,7 +1071,16 @@
         <w:rPr>
           <w:rStyle w:val="VerbatimChar"/>
         </w:rPr>
-        <w:t xml:space="preserve">## NULL</w:t>
+        <w:t xml:space="preserve">##    accuracy TP TN FP FN precision recall sensitivity specificity f1</w:t>
+      </w:r>
+      <w:r>
+        <w:br/>
+      </w:r>
+      <w:r>
+        <w:rPr>
+          <w:rStyle w:val="VerbatimChar"/>
+        </w:rPr>
+        <w:t xml:space="preserve">## 1 0.9666667 41 79  0  0         1      1           1           1  1</w:t>
       </w:r>
     </w:p>
     <w:p>
@@ -1263,7 +1272,16 @@
         <w:rPr>
           <w:rStyle w:val="VerbatimChar"/>
         </w:rPr>
-        <w:t xml:space="preserve">## NULL</w:t>
+        <w:t xml:space="preserve">##    accuracy TP TN FP FN precision recall sensitivity specificity f1</w:t>
+      </w:r>
+      <w:r>
+        <w:br/>
+      </w:r>
+      <w:r>
+        <w:rPr>
+          <w:rStyle w:val="VerbatimChar"/>
+        </w:rPr>
+        <w:t xml:space="preserve">## 1 0.9333333  9 21  0  0         1      1           1           1  1</w:t>
       </w:r>
     </w:p>
     <w:p>

--- a/examples/classification/doc/21-tree-rpart.docx
+++ b/examples/classification/doc/21-tree-rpart.docx
@@ -126,6 +126,21 @@
         </w:rPr>
         <w:t xml:space="preserve">(daltoolbox)</w:t>
       </w:r>
+      <w:r>
+        <w:br/>
+      </w:r>
+      <w:r>
+        <w:rPr>
+          <w:rStyle w:val="FunctionTok"/>
+        </w:rPr>
+        <w:t xml:space="preserve">library</w:t>
+      </w:r>
+      <w:r>
+        <w:rPr>
+          <w:rStyle w:val="NormalTok"/>
+        </w:rPr>
+        <w:t xml:space="preserve">(rpart)</w:t>
+      </w:r>
     </w:p>
     <w:p>
       <w:pPr>
@@ -736,21 +751,27 @@
       </w:pPr>
       <w:r>
         <w:rPr>
-          <w:rStyle w:val="ControlFlowTok"/>
-        </w:rPr>
-        <w:t xml:space="preserve">if</w:t>
-      </w:r>
-      <w:r>
-        <w:rPr>
-          <w:rStyle w:val="NormalTok"/>
-        </w:rPr>
-        <w:t xml:space="preserve"> (</w:t>
+          <w:rStyle w:val="NormalTok"/>
+        </w:rPr>
+        <w:t xml:space="preserve">model </w:t>
+      </w:r>
+      <w:r>
+        <w:rPr>
+          <w:rStyle w:val="OtherTok"/>
+        </w:rPr>
+        <w:t xml:space="preserve">&lt;-</w:t>
+      </w:r>
+      <w:r>
+        <w:rPr>
+          <w:rStyle w:val="NormalTok"/>
+        </w:rPr>
+        <w:t xml:space="preserve"> </w:t>
       </w:r>
       <w:r>
         <w:rPr>
           <w:rStyle w:val="FunctionTok"/>
         </w:rPr>
-        <w:t xml:space="preserve">requireNamespace</w:t>
+        <w:t xml:space="preserve">cla_rpart</w:t>
       </w:r>
       <w:r>
         <w:rPr>
@@ -762,19 +783,28 @@
         <w:rPr>
           <w:rStyle w:val="StringTok"/>
         </w:rPr>
-        <w:t xml:space="preserve">"rpart"</w:t>
-      </w:r>
-      <w:r>
-        <w:rPr>
-          <w:rStyle w:val="NormalTok"/>
-        </w:rPr>
-        <w:t xml:space="preserve">, </w:t>
-      </w:r>
-      <w:r>
-        <w:rPr>
-          <w:rStyle w:val="AttributeTok"/>
-        </w:rPr>
-        <w:t xml:space="preserve">quietly =</w:t>
+        <w:t xml:space="preserve">"Species"</w:t>
+      </w:r>
+      <w:r>
+        <w:rPr>
+          <w:rStyle w:val="NormalTok"/>
+        </w:rPr>
+        <w:t xml:space="preserve">)</w:t>
+      </w:r>
+      <w:r>
+        <w:br/>
+      </w:r>
+      <w:r>
+        <w:rPr>
+          <w:rStyle w:val="NormalTok"/>
+        </w:rPr>
+        <w:t xml:space="preserve">model </w:t>
+      </w:r>
+      <w:r>
+        <w:rPr>
+          <w:rStyle w:val="OtherTok"/>
+        </w:rPr>
+        <w:t xml:space="preserve">&lt;-</w:t>
       </w:r>
       <w:r>
         <w:rPr>
@@ -784,86 +814,8 @@
       </w:r>
       <w:r>
         <w:rPr>
-          <w:rStyle w:val="ConstantTok"/>
-        </w:rPr>
-        <w:t xml:space="preserve">TRUE</w:t>
-      </w:r>
-      <w:r>
-        <w:rPr>
-          <w:rStyle w:val="NormalTok"/>
-        </w:rPr>
-        <w:t xml:space="preserve">)) {</w:t>
-      </w:r>
-      <w:r>
-        <w:br/>
-      </w:r>
-      <w:r>
-        <w:rPr>
-          <w:rStyle w:val="NormalTok"/>
-        </w:rPr>
-        <w:t xml:space="preserve">  model </w:t>
-      </w:r>
-      <w:r>
-        <w:rPr>
-          <w:rStyle w:val="OtherTok"/>
-        </w:rPr>
-        <w:t xml:space="preserve">&lt;-</w:t>
-      </w:r>
-      <w:r>
-        <w:rPr>
-          <w:rStyle w:val="NormalTok"/>
-        </w:rPr>
-        <w:t xml:space="preserve"> </w:t>
-      </w:r>
-      <w:r>
-        <w:rPr>
           <w:rStyle w:val="FunctionTok"/>
         </w:rPr>
-        <w:t xml:space="preserve">cla_rpart</w:t>
-      </w:r>
-      <w:r>
-        <w:rPr>
-          <w:rStyle w:val="NormalTok"/>
-        </w:rPr>
-        <w:t xml:space="preserve">(</w:t>
-      </w:r>
-      <w:r>
-        <w:rPr>
-          <w:rStyle w:val="StringTok"/>
-        </w:rPr>
-        <w:t xml:space="preserve">"Species"</w:t>
-      </w:r>
-      <w:r>
-        <w:rPr>
-          <w:rStyle w:val="NormalTok"/>
-        </w:rPr>
-        <w:t xml:space="preserve">)</w:t>
-      </w:r>
-      <w:r>
-        <w:br/>
-      </w:r>
-      <w:r>
-        <w:rPr>
-          <w:rStyle w:val="NormalTok"/>
-        </w:rPr>
-        <w:t xml:space="preserve">  model </w:t>
-      </w:r>
-      <w:r>
-        <w:rPr>
-          <w:rStyle w:val="OtherTok"/>
-        </w:rPr>
-        <w:t xml:space="preserve">&lt;-</w:t>
-      </w:r>
-      <w:r>
-        <w:rPr>
-          <w:rStyle w:val="NormalTok"/>
-        </w:rPr>
-        <w:t xml:space="preserve"> </w:t>
-      </w:r>
-      <w:r>
-        <w:rPr>
-          <w:rStyle w:val="FunctionTok"/>
-        </w:rPr>
         <w:t xml:space="preserve">fit</w:t>
       </w:r>
       <w:r>
@@ -871,15 +823,6 @@
           <w:rStyle w:val="NormalTok"/>
         </w:rPr>
         <w:t xml:space="preserve">(model, iris_train)</w:t>
-      </w:r>
-      <w:r>
-        <w:br/>
-      </w:r>
-      <w:r>
-        <w:rPr>
-          <w:rStyle w:val="NormalTok"/>
-        </w:rPr>
-        <w:t xml:space="preserve">}</w:t>
       </w:r>
     </w:p>
     <w:p>
@@ -896,134 +839,71 @@
       </w:pPr>
       <w:r>
         <w:rPr>
-          <w:rStyle w:val="ControlFlowTok"/>
-        </w:rPr>
-        <w:t xml:space="preserve">if</w:t>
-      </w:r>
-      <w:r>
-        <w:rPr>
-          <w:rStyle w:val="NormalTok"/>
-        </w:rPr>
-        <w:t xml:space="preserve"> (</w:t>
+          <w:rStyle w:val="NormalTok"/>
+        </w:rPr>
+        <w:t xml:space="preserve">train_prediction </w:t>
+      </w:r>
+      <w:r>
+        <w:rPr>
+          <w:rStyle w:val="OtherTok"/>
+        </w:rPr>
+        <w:t xml:space="preserve">&lt;-</w:t>
+      </w:r>
+      <w:r>
+        <w:rPr>
+          <w:rStyle w:val="NormalTok"/>
+        </w:rPr>
+        <w:t xml:space="preserve"> </w:t>
       </w:r>
       <w:r>
         <w:rPr>
           <w:rStyle w:val="FunctionTok"/>
         </w:rPr>
-        <w:t xml:space="preserve">requireNamespace</w:t>
-      </w:r>
-      <w:r>
-        <w:rPr>
-          <w:rStyle w:val="NormalTok"/>
-        </w:rPr>
-        <w:t xml:space="preserve">(</w:t>
+        <w:t xml:space="preserve">predict</w:t>
+      </w:r>
+      <w:r>
+        <w:rPr>
+          <w:rStyle w:val="NormalTok"/>
+        </w:rPr>
+        <w:t xml:space="preserve">(model, iris_train)</w:t>
+      </w:r>
+      <w:r>
+        <w:br/>
+      </w:r>
+      <w:r>
+        <w:rPr>
+          <w:rStyle w:val="NormalTok"/>
+        </w:rPr>
+        <w:t xml:space="preserve">train_eval </w:t>
+      </w:r>
+      <w:r>
+        <w:rPr>
+          <w:rStyle w:val="OtherTok"/>
+        </w:rPr>
+        <w:t xml:space="preserve">&lt;-</w:t>
+      </w:r>
+      <w:r>
+        <w:rPr>
+          <w:rStyle w:val="NormalTok"/>
+        </w:rPr>
+        <w:t xml:space="preserve"> </w:t>
+      </w:r>
+      <w:r>
+        <w:rPr>
+          <w:rStyle w:val="FunctionTok"/>
+        </w:rPr>
+        <w:t xml:space="preserve">evaluate</w:t>
+      </w:r>
+      <w:r>
+        <w:rPr>
+          <w:rStyle w:val="NormalTok"/>
+        </w:rPr>
+        <w:t xml:space="preserve">(model, iris_train[, </w:t>
       </w:r>
       <w:r>
         <w:rPr>
           <w:rStyle w:val="StringTok"/>
         </w:rPr>
-        <w:t xml:space="preserve">"rpart"</w:t>
-      </w:r>
-      <w:r>
-        <w:rPr>
-          <w:rStyle w:val="NormalTok"/>
-        </w:rPr>
-        <w:t xml:space="preserve">, </w:t>
-      </w:r>
-      <w:r>
-        <w:rPr>
-          <w:rStyle w:val="AttributeTok"/>
-        </w:rPr>
-        <w:t xml:space="preserve">quietly =</w:t>
-      </w:r>
-      <w:r>
-        <w:rPr>
-          <w:rStyle w:val="NormalTok"/>
-        </w:rPr>
-        <w:t xml:space="preserve"> </w:t>
-      </w:r>
-      <w:r>
-        <w:rPr>
-          <w:rStyle w:val="ConstantTok"/>
-        </w:rPr>
-        <w:t xml:space="preserve">TRUE</w:t>
-      </w:r>
-      <w:r>
-        <w:rPr>
-          <w:rStyle w:val="NormalTok"/>
-        </w:rPr>
-        <w:t xml:space="preserve">)) {</w:t>
-      </w:r>
-      <w:r>
-        <w:br/>
-      </w:r>
-      <w:r>
-        <w:rPr>
-          <w:rStyle w:val="NormalTok"/>
-        </w:rPr>
-        <w:t xml:space="preserve">  train_prediction </w:t>
-      </w:r>
-      <w:r>
-        <w:rPr>
-          <w:rStyle w:val="OtherTok"/>
-        </w:rPr>
-        <w:t xml:space="preserve">&lt;-</w:t>
-      </w:r>
-      <w:r>
-        <w:rPr>
-          <w:rStyle w:val="NormalTok"/>
-        </w:rPr>
-        <w:t xml:space="preserve"> </w:t>
-      </w:r>
-      <w:r>
-        <w:rPr>
-          <w:rStyle w:val="FunctionTok"/>
-        </w:rPr>
-        <w:t xml:space="preserve">predict</w:t>
-      </w:r>
-      <w:r>
-        <w:rPr>
-          <w:rStyle w:val="NormalTok"/>
-        </w:rPr>
-        <w:t xml:space="preserve">(model, iris_train)</w:t>
-      </w:r>
-      <w:r>
-        <w:br/>
-      </w:r>
-      <w:r>
-        <w:rPr>
-          <w:rStyle w:val="NormalTok"/>
-        </w:rPr>
-        <w:t xml:space="preserve">  train_eval </w:t>
-      </w:r>
-      <w:r>
-        <w:rPr>
-          <w:rStyle w:val="OtherTok"/>
-        </w:rPr>
-        <w:t xml:space="preserve">&lt;-</w:t>
-      </w:r>
-      <w:r>
-        <w:rPr>
-          <w:rStyle w:val="NormalTok"/>
-        </w:rPr>
-        <w:t xml:space="preserve"> </w:t>
-      </w:r>
-      <w:r>
-        <w:rPr>
-          <w:rStyle w:val="FunctionTok"/>
-        </w:rPr>
-        <w:t xml:space="preserve">evaluate</w:t>
-      </w:r>
-      <w:r>
-        <w:rPr>
-          <w:rStyle w:val="NormalTok"/>
-        </w:rPr>
-        <w:t xml:space="preserve">(model, iris_train[, </w:t>
-      </w:r>
-      <w:r>
-        <w:rPr>
-          <w:rStyle w:val="StringTok"/>
-        </w:rPr>
         <w:t xml:space="preserve">"Species"</w:t>
       </w:r>
       <w:r>
@@ -1039,7 +919,7 @@
         <w:rPr>
           <w:rStyle w:val="NormalTok"/>
         </w:rPr>
-        <w:t xml:space="preserve">  train_eval</w:t>
+        <w:t xml:space="preserve">train_eval</w:t>
       </w:r>
       <w:r>
         <w:rPr>
@@ -1052,15 +932,6 @@
           <w:rStyle w:val="NormalTok"/>
         </w:rPr>
         <w:t xml:space="preserve">metrics</w:t>
-      </w:r>
-      <w:r>
-        <w:br/>
-      </w:r>
-      <w:r>
-        <w:rPr>
-          <w:rStyle w:val="NormalTok"/>
-        </w:rPr>
-        <w:t xml:space="preserve">}</w:t>
       </w:r>
     </w:p>
     <w:p>
@@ -1097,134 +968,71 @@
       </w:pPr>
       <w:r>
         <w:rPr>
-          <w:rStyle w:val="ControlFlowTok"/>
-        </w:rPr>
-        <w:t xml:space="preserve">if</w:t>
-      </w:r>
-      <w:r>
-        <w:rPr>
-          <w:rStyle w:val="NormalTok"/>
-        </w:rPr>
-        <w:t xml:space="preserve"> (</w:t>
+          <w:rStyle w:val="NormalTok"/>
+        </w:rPr>
+        <w:t xml:space="preserve">test_prediction </w:t>
+      </w:r>
+      <w:r>
+        <w:rPr>
+          <w:rStyle w:val="OtherTok"/>
+        </w:rPr>
+        <w:t xml:space="preserve">&lt;-</w:t>
+      </w:r>
+      <w:r>
+        <w:rPr>
+          <w:rStyle w:val="NormalTok"/>
+        </w:rPr>
+        <w:t xml:space="preserve"> </w:t>
       </w:r>
       <w:r>
         <w:rPr>
           <w:rStyle w:val="FunctionTok"/>
         </w:rPr>
-        <w:t xml:space="preserve">requireNamespace</w:t>
-      </w:r>
-      <w:r>
-        <w:rPr>
-          <w:rStyle w:val="NormalTok"/>
-        </w:rPr>
-        <w:t xml:space="preserve">(</w:t>
+        <w:t xml:space="preserve">predict</w:t>
+      </w:r>
+      <w:r>
+        <w:rPr>
+          <w:rStyle w:val="NormalTok"/>
+        </w:rPr>
+        <w:t xml:space="preserve">(model, iris_test)</w:t>
+      </w:r>
+      <w:r>
+        <w:br/>
+      </w:r>
+      <w:r>
+        <w:rPr>
+          <w:rStyle w:val="NormalTok"/>
+        </w:rPr>
+        <w:t xml:space="preserve">test_eval </w:t>
+      </w:r>
+      <w:r>
+        <w:rPr>
+          <w:rStyle w:val="OtherTok"/>
+        </w:rPr>
+        <w:t xml:space="preserve">&lt;-</w:t>
+      </w:r>
+      <w:r>
+        <w:rPr>
+          <w:rStyle w:val="NormalTok"/>
+        </w:rPr>
+        <w:t xml:space="preserve"> </w:t>
+      </w:r>
+      <w:r>
+        <w:rPr>
+          <w:rStyle w:val="FunctionTok"/>
+        </w:rPr>
+        <w:t xml:space="preserve">evaluate</w:t>
+      </w:r>
+      <w:r>
+        <w:rPr>
+          <w:rStyle w:val="NormalTok"/>
+        </w:rPr>
+        <w:t xml:space="preserve">(model, iris_test[, </w:t>
       </w:r>
       <w:r>
         <w:rPr>
           <w:rStyle w:val="StringTok"/>
         </w:rPr>
-        <w:t xml:space="preserve">"rpart"</w:t>
-      </w:r>
-      <w:r>
-        <w:rPr>
-          <w:rStyle w:val="NormalTok"/>
-        </w:rPr>
-        <w:t xml:space="preserve">, </w:t>
-      </w:r>
-      <w:r>
-        <w:rPr>
-          <w:rStyle w:val="AttributeTok"/>
-        </w:rPr>
-        <w:t xml:space="preserve">quietly =</w:t>
-      </w:r>
-      <w:r>
-        <w:rPr>
-          <w:rStyle w:val="NormalTok"/>
-        </w:rPr>
-        <w:t xml:space="preserve"> </w:t>
-      </w:r>
-      <w:r>
-        <w:rPr>
-          <w:rStyle w:val="ConstantTok"/>
-        </w:rPr>
-        <w:t xml:space="preserve">TRUE</w:t>
-      </w:r>
-      <w:r>
-        <w:rPr>
-          <w:rStyle w:val="NormalTok"/>
-        </w:rPr>
-        <w:t xml:space="preserve">)) {</w:t>
-      </w:r>
-      <w:r>
-        <w:br/>
-      </w:r>
-      <w:r>
-        <w:rPr>
-          <w:rStyle w:val="NormalTok"/>
-        </w:rPr>
-        <w:t xml:space="preserve">  test_prediction </w:t>
-      </w:r>
-      <w:r>
-        <w:rPr>
-          <w:rStyle w:val="OtherTok"/>
-        </w:rPr>
-        <w:t xml:space="preserve">&lt;-</w:t>
-      </w:r>
-      <w:r>
-        <w:rPr>
-          <w:rStyle w:val="NormalTok"/>
-        </w:rPr>
-        <w:t xml:space="preserve"> </w:t>
-      </w:r>
-      <w:r>
-        <w:rPr>
-          <w:rStyle w:val="FunctionTok"/>
-        </w:rPr>
-        <w:t xml:space="preserve">predict</w:t>
-      </w:r>
-      <w:r>
-        <w:rPr>
-          <w:rStyle w:val="NormalTok"/>
-        </w:rPr>
-        <w:t xml:space="preserve">(model, iris_test)</w:t>
-      </w:r>
-      <w:r>
-        <w:br/>
-      </w:r>
-      <w:r>
-        <w:rPr>
-          <w:rStyle w:val="NormalTok"/>
-        </w:rPr>
-        <w:t xml:space="preserve">  test_eval </w:t>
-      </w:r>
-      <w:r>
-        <w:rPr>
-          <w:rStyle w:val="OtherTok"/>
-        </w:rPr>
-        <w:t xml:space="preserve">&lt;-</w:t>
-      </w:r>
-      <w:r>
-        <w:rPr>
-          <w:rStyle w:val="NormalTok"/>
-        </w:rPr>
-        <w:t xml:space="preserve"> </w:t>
-      </w:r>
-      <w:r>
-        <w:rPr>
-          <w:rStyle w:val="FunctionTok"/>
-        </w:rPr>
-        <w:t xml:space="preserve">evaluate</w:t>
-      </w:r>
-      <w:r>
-        <w:rPr>
-          <w:rStyle w:val="NormalTok"/>
-        </w:rPr>
-        <w:t xml:space="preserve">(model, iris_test[, </w:t>
-      </w:r>
-      <w:r>
-        <w:rPr>
-          <w:rStyle w:val="StringTok"/>
-        </w:rPr>
         <w:t xml:space="preserve">"Species"</w:t>
       </w:r>
       <w:r>
@@ -1240,7 +1048,7 @@
         <w:rPr>
           <w:rStyle w:val="NormalTok"/>
         </w:rPr>
-        <w:t xml:space="preserve">  test_eval</w:t>
+        <w:t xml:space="preserve">test_eval</w:t>
       </w:r>
       <w:r>
         <w:rPr>
@@ -1253,15 +1061,6 @@
           <w:rStyle w:val="NormalTok"/>
         </w:rPr>
         <w:t xml:space="preserve">metrics</w:t>
-      </w:r>
-      <w:r>
-        <w:br/>
-      </w:r>
-      <w:r>
-        <w:rPr>
-          <w:rStyle w:val="NormalTok"/>
-        </w:rPr>
-        <w:t xml:space="preserve">}</w:t>
       </w:r>
     </w:p>
     <w:p>
